--- a/docs/Research_Gap_Udit.docx
+++ b/docs/Research_Gap_Udit.docx
@@ -40,8 +40,54 @@
       </w:r>
     </w:p>
     <w:p>
+      <w:pPr>
+        <w:ind w:left="432"/>
+      </w:pPr>
       <w:r>
-        <w:t>The analysis below is my own reading of each paper. Where I state a limitation or a gap, it is an inference I am drawing from what the paper reports, not a passage copied from the paper's own future-work section.</w:t>
+        <w:rPr>
+          <w:b/>
+        </w:rPr>
+        <w:t>Draft — to be rewritten by Udit in his own words before submission.</w:t>
+      </w:r>
+      <w:r>
+        <w:t xml:space="preserve"> The guidelines require</w:t>
+      </w:r>
+    </w:p>
+    <w:p>
+      <w:pPr>
+        <w:ind w:left="432"/>
+      </w:pPr>
+      <w:r>
+        <w:t>each student's research-gap analysis to reflect that student's own understanding, and Udit must</w:t>
+      </w:r>
+    </w:p>
+    <w:p>
+      <w:pPr>
+        <w:ind w:left="432"/>
+      </w:pPr>
+      <w:r>
+        <w:t>be able to explain any of these five papers unprompted at the review. This document is a</w:t>
+      </w:r>
+    </w:p>
+    <w:p>
+      <w:pPr>
+        <w:ind w:left="432"/>
+      </w:pPr>
+      <w:r>
+        <w:t>structured starting point built from each paper's abstract and reported findings, not a</w:t>
+      </w:r>
+    </w:p>
+    <w:p>
+      <w:pPr>
+        <w:ind w:left="432"/>
+      </w:pPr>
+      <w:r>
+        <w:t>substitute for reading the papers.</w:t>
+      </w:r>
+    </w:p>
+    <w:p>
+      <w:r>
+        <w:t>Every limitation and gap stated below is an inference drawn from what the paper itself reports. None is copied from a paper's own future-work section.</w:t>
       </w:r>
     </w:p>
     <w:p/>
